--- a/sample_gmp_template.docx
+++ b/sample_gmp_template.docx
@@ -107,6 +107,14 @@
         <w:t xml:space="preserve">QA Approved by: {{ approved_by_name }}   Signature: {{ qa_signature }}</w:t>
       </w:r>
     </w:p>
+    <w:p>
+      <w:r>
+        <w:rPr>
+          <w:sz w:val="22"/>
+        </w:rPr>
+        <w:t>QA Status: {{ qa_stamp }}</w:t>
+      </w:r>
+    </w:p>
     <w:sectPr/>
   </w:body>
 </w:document>
